--- a/Отчеты/ЛР2/Отчет ЛР2 Git.docx
+++ b/Отчеты/ЛР2/Отчет ЛР2 Git.docx
@@ -2230,7 +2230,7 @@
           <w:color w:val="000000"/>
           <w:sz w:val="28"/>
         </w:rPr>
-        <w:t>Иллюстрации команд — снимки браузера с протоколами реально выполненных операций Git. Исходный вывод сохранен в TXT и JSON. Разрешение конфликта подтверждается отдельными снимками окна KDiff3.</w:t>
+        <w:t>Иллюстрации команд показывают сохраненные протоколы Git в оформлении macOS Terminal. В длинных протоколах приведены фрагменты, пропуски отмечены многоточием. Полные команды и фактический вывод сохранены в TXT и JSON. Разрешение конфликта подтверждено снимками окна KDiff3.</w:t>
       </w:r>
     </w:p>
     <w:p>
@@ -2307,7 +2307,7 @@
       <w:r>
         <w:drawing>
           <wp:inline xmlns:a="http://schemas.openxmlformats.org/drawingml/2006/main" xmlns:pic="http://schemas.openxmlformats.org/drawingml/2006/picture">
-            <wp:extent cx="5580000" cy="3506697"/>
+            <wp:extent cx="5580000" cy="2654727"/>
             <wp:docPr id="8" name="Picture 8"/>
             <wp:cNvGraphicFramePr>
               <a:graphicFrameLocks noChangeAspect="1"/>
@@ -2321,7 +2321,6 @@
                   </pic:nvPicPr>
                   <pic:blipFill>
                     <a:blip r:embed="rId15"/>
-                    <a:srcRect b="36501"/>
                     <a:stretch>
                       <a:fillRect/>
                     </a:stretch>
@@ -2329,7 +2328,7 @@
                   <pic:spPr>
                     <a:xfrm>
                       <a:off x="0" y="0"/>
-                      <a:ext cx="5580000" cy="3506697"/>
+                      <a:ext cx="5580000" cy="2654727"/>
                     </a:xfrm>
                     <a:prstGeom prst="rect"/>
                   </pic:spPr>
@@ -2454,7 +2453,7 @@
       <w:r>
         <w:drawing>
           <wp:inline xmlns:a="http://schemas.openxmlformats.org/drawingml/2006/main" xmlns:pic="http://schemas.openxmlformats.org/drawingml/2006/picture">
-            <wp:extent cx="5580000" cy="4741720"/>
+            <wp:extent cx="5580000" cy="3419864"/>
             <wp:docPr id="9" name="Picture 9"/>
             <wp:cNvGraphicFramePr>
               <a:graphicFrameLocks noChangeAspect="1"/>
@@ -2468,7 +2467,6 @@
                   </pic:nvPicPr>
                   <pic:blipFill>
                     <a:blip r:embed="rId16"/>
-                    <a:srcRect b="14137"/>
                     <a:stretch>
                       <a:fillRect/>
                     </a:stretch>
@@ -2476,7 +2474,7 @@
                   <pic:spPr>
                     <a:xfrm>
                       <a:off x="0" y="0"/>
-                      <a:ext cx="5580000" cy="4741720"/>
+                      <a:ext cx="5580000" cy="3419864"/>
                     </a:xfrm>
                     <a:prstGeom prst="rect"/>
                   </pic:spPr>
@@ -2601,7 +2599,7 @@
       <w:r>
         <w:drawing>
           <wp:inline xmlns:a="http://schemas.openxmlformats.org/drawingml/2006/main" xmlns:pic="http://schemas.openxmlformats.org/drawingml/2006/picture">
-            <wp:extent cx="5580000" cy="5381628"/>
+            <wp:extent cx="5580000" cy="3741136"/>
             <wp:docPr id="10" name="Picture 10"/>
             <wp:cNvGraphicFramePr>
               <a:graphicFrameLocks noChangeAspect="1"/>
@@ -2615,7 +2613,6 @@
                   </pic:nvPicPr>
                   <pic:blipFill>
                     <a:blip r:embed="rId17"/>
-                    <a:srcRect b="2549"/>
                     <a:stretch>
                       <a:fillRect/>
                     </a:stretch>
@@ -2623,7 +2620,7 @@
                   <pic:spPr>
                     <a:xfrm>
                       <a:off x="0" y="0"/>
-                      <a:ext cx="5580000" cy="5381628"/>
+                      <a:ext cx="5580000" cy="3741136"/>
                     </a:xfrm>
                     <a:prstGeom prst="rect"/>
                   </pic:spPr>
@@ -2748,7 +2745,7 @@
       <w:r>
         <w:drawing>
           <wp:inline xmlns:a="http://schemas.openxmlformats.org/drawingml/2006/main" xmlns:pic="http://schemas.openxmlformats.org/drawingml/2006/picture">
-            <wp:extent cx="5580000" cy="2169288"/>
+            <wp:extent cx="5580000" cy="1606364"/>
             <wp:docPr id="11" name="Picture 11"/>
             <wp:cNvGraphicFramePr>
               <a:graphicFrameLocks noChangeAspect="1"/>
@@ -2762,7 +2759,6 @@
                   </pic:nvPicPr>
                   <pic:blipFill>
                     <a:blip r:embed="rId18"/>
-                    <a:srcRect b="60718"/>
                     <a:stretch>
                       <a:fillRect/>
                     </a:stretch>
@@ -2770,7 +2766,7 @@
                   <pic:spPr>
                     <a:xfrm>
                       <a:off x="0" y="0"/>
-                      <a:ext cx="5580000" cy="2169288"/>
+                      <a:ext cx="5580000" cy="1606364"/>
                     </a:xfrm>
                     <a:prstGeom prst="rect"/>
                   </pic:spPr>
@@ -2895,7 +2891,7 @@
       <w:r>
         <w:drawing>
           <wp:inline xmlns:a="http://schemas.openxmlformats.org/drawingml/2006/main" xmlns:pic="http://schemas.openxmlformats.org/drawingml/2006/picture">
-            <wp:extent cx="5580000" cy="3660275"/>
+            <wp:extent cx="5580000" cy="3052091"/>
             <wp:docPr id="12" name="Picture 12"/>
             <wp:cNvGraphicFramePr>
               <a:graphicFrameLocks noChangeAspect="1"/>
@@ -2909,7 +2905,6 @@
                   </pic:nvPicPr>
                   <pic:blipFill>
                     <a:blip r:embed="rId19"/>
-                    <a:srcRect b="33720"/>
                     <a:stretch>
                       <a:fillRect/>
                     </a:stretch>
@@ -2917,7 +2912,7 @@
                   <pic:spPr>
                     <a:xfrm>
                       <a:off x="0" y="0"/>
-                      <a:ext cx="5580000" cy="3660275"/>
+                      <a:ext cx="5580000" cy="3052091"/>
                     </a:xfrm>
                     <a:prstGeom prst="rect"/>
                   </pic:spPr>
@@ -3042,7 +3037,7 @@
       <w:r>
         <w:drawing>
           <wp:inline xmlns:a="http://schemas.openxmlformats.org/drawingml/2006/main" xmlns:pic="http://schemas.openxmlformats.org/drawingml/2006/picture">
-            <wp:extent cx="5580000" cy="4255389"/>
+            <wp:extent cx="5580000" cy="2565955"/>
             <wp:docPr id="13" name="Picture 13"/>
             <wp:cNvGraphicFramePr>
               <a:graphicFrameLocks noChangeAspect="1"/>
@@ -3056,7 +3051,6 @@
                   </pic:nvPicPr>
                   <pic:blipFill>
                     <a:blip r:embed="rId20"/>
-                    <a:srcRect b="22943"/>
                     <a:stretch>
                       <a:fillRect/>
                     </a:stretch>
@@ -3064,7 +3058,7 @@
                   <pic:spPr>
                     <a:xfrm>
                       <a:off x="0" y="0"/>
-                      <a:ext cx="5580000" cy="4255389"/>
+                      <a:ext cx="5580000" cy="2565955"/>
                     </a:xfrm>
                     <a:prstGeom prst="rect"/>
                   </pic:spPr>
@@ -3189,7 +3183,7 @@
       <w:r>
         <w:drawing>
           <wp:inline xmlns:a="http://schemas.openxmlformats.org/drawingml/2006/main" xmlns:pic="http://schemas.openxmlformats.org/drawingml/2006/picture">
-            <wp:extent cx="5580000" cy="4351376"/>
+            <wp:extent cx="5580000" cy="3026727"/>
             <wp:docPr id="14" name="Picture 14"/>
             <wp:cNvGraphicFramePr>
               <a:graphicFrameLocks noChangeAspect="1"/>
@@ -3203,7 +3197,6 @@
                   </pic:nvPicPr>
                   <pic:blipFill>
                     <a:blip r:embed="rId21"/>
-                    <a:srcRect b="21205"/>
                     <a:stretch>
                       <a:fillRect/>
                     </a:stretch>
@@ -3211,7 +3204,7 @@
                   <pic:spPr>
                     <a:xfrm>
                       <a:off x="0" y="0"/>
-                      <a:ext cx="5580000" cy="4351376"/>
+                      <a:ext cx="5580000" cy="3026727"/>
                     </a:xfrm>
                     <a:prstGeom prst="rect"/>
                   </pic:spPr>
@@ -3336,7 +3329,7 @@
       <w:r>
         <w:drawing>
           <wp:inline xmlns:a="http://schemas.openxmlformats.org/drawingml/2006/main" xmlns:pic="http://schemas.openxmlformats.org/drawingml/2006/picture">
-            <wp:extent cx="5580000" cy="3609082"/>
+            <wp:extent cx="5580000" cy="2840727"/>
             <wp:docPr id="15" name="Picture 15"/>
             <wp:cNvGraphicFramePr>
               <a:graphicFrameLocks noChangeAspect="1"/>
@@ -3350,7 +3343,6 @@
                   </pic:nvPicPr>
                   <pic:blipFill>
                     <a:blip r:embed="rId22"/>
-                    <a:srcRect b="34647"/>
                     <a:stretch>
                       <a:fillRect/>
                     </a:stretch>
@@ -3358,7 +3350,7 @@
                   <pic:spPr>
                     <a:xfrm>
                       <a:off x="0" y="0"/>
-                      <a:ext cx="5580000" cy="3609082"/>
+                      <a:ext cx="5580000" cy="2840727"/>
                     </a:xfrm>
                     <a:prstGeom prst="rect"/>
                   </pic:spPr>
@@ -3483,7 +3475,7 @@
       <w:r>
         <w:drawing>
           <wp:inline xmlns:a="http://schemas.openxmlformats.org/drawingml/2006/main" xmlns:pic="http://schemas.openxmlformats.org/drawingml/2006/picture">
-            <wp:extent cx="5580000" cy="4121009"/>
+            <wp:extent cx="5580000" cy="2565955"/>
             <wp:docPr id="16" name="Picture 16"/>
             <wp:cNvGraphicFramePr>
               <a:graphicFrameLocks noChangeAspect="1"/>
@@ -3497,7 +3489,6 @@
                   </pic:nvPicPr>
                   <pic:blipFill>
                     <a:blip r:embed="rId23"/>
-                    <a:srcRect b="25377"/>
                     <a:stretch>
                       <a:fillRect/>
                     </a:stretch>
@@ -3505,7 +3496,7 @@
                   <pic:spPr>
                     <a:xfrm>
                       <a:off x="0" y="0"/>
-                      <a:ext cx="5580000" cy="4121009"/>
+                      <a:ext cx="5580000" cy="2565955"/>
                     </a:xfrm>
                     <a:prstGeom prst="rect"/>
                   </pic:spPr>
@@ -3630,7 +3621,7 @@
       <w:r>
         <w:drawing>
           <wp:inline xmlns:a="http://schemas.openxmlformats.org/drawingml/2006/main" xmlns:pic="http://schemas.openxmlformats.org/drawingml/2006/picture">
-            <wp:extent cx="5580000" cy="4172201"/>
+            <wp:extent cx="5580000" cy="2697000"/>
             <wp:docPr id="17" name="Picture 17"/>
             <wp:cNvGraphicFramePr>
               <a:graphicFrameLocks noChangeAspect="1"/>
@@ -3644,7 +3635,6 @@
                   </pic:nvPicPr>
                   <pic:blipFill>
                     <a:blip r:embed="rId24"/>
-                    <a:srcRect b="24450"/>
                     <a:stretch>
                       <a:fillRect/>
                     </a:stretch>
@@ -3652,7 +3642,7 @@
                   <pic:spPr>
                     <a:xfrm>
                       <a:off x="0" y="0"/>
-                      <a:ext cx="5580000" cy="4172201"/>
+                      <a:ext cx="5580000" cy="2697000"/>
                     </a:xfrm>
                     <a:prstGeom prst="rect"/>
                   </pic:spPr>
@@ -3777,7 +3767,7 @@
       <w:r>
         <w:drawing>
           <wp:inline xmlns:a="http://schemas.openxmlformats.org/drawingml/2006/main" xmlns:pic="http://schemas.openxmlformats.org/drawingml/2006/picture">
-            <wp:extent cx="5580000" cy="5125665"/>
+            <wp:extent cx="5580000" cy="3669273"/>
             <wp:docPr id="18" name="Picture 18"/>
             <wp:cNvGraphicFramePr>
               <a:graphicFrameLocks noChangeAspect="1"/>
@@ -3791,7 +3781,6 @@
                   </pic:nvPicPr>
                   <pic:blipFill>
                     <a:blip r:embed="rId25"/>
-                    <a:srcRect b="7184"/>
                     <a:stretch>
                       <a:fillRect/>
                     </a:stretch>
@@ -3799,7 +3788,7 @@
                   <pic:spPr>
                     <a:xfrm>
                       <a:off x="0" y="0"/>
-                      <a:ext cx="5580000" cy="5125665"/>
+                      <a:ext cx="5580000" cy="3669273"/>
                     </a:xfrm>
                     <a:prstGeom prst="rect"/>
                   </pic:spPr>
@@ -3924,7 +3913,7 @@
       <w:r>
         <w:drawing>
           <wp:inline xmlns:a="http://schemas.openxmlformats.org/drawingml/2006/main" xmlns:pic="http://schemas.openxmlformats.org/drawingml/2006/picture">
-            <wp:extent cx="5580000" cy="3429908"/>
+            <wp:extent cx="5580000" cy="2472955"/>
             <wp:docPr id="19" name="Picture 19"/>
             <wp:cNvGraphicFramePr>
               <a:graphicFrameLocks noChangeAspect="1"/>
@@ -3938,7 +3927,6 @@
                   </pic:nvPicPr>
                   <pic:blipFill>
                     <a:blip r:embed="rId26"/>
-                    <a:srcRect b="37891"/>
                     <a:stretch>
                       <a:fillRect/>
                     </a:stretch>
@@ -3946,7 +3934,7 @@
                   <pic:spPr>
                     <a:xfrm>
                       <a:off x="0" y="0"/>
-                      <a:ext cx="5580000" cy="3429908"/>
+                      <a:ext cx="5580000" cy="2472955"/>
                     </a:xfrm>
                     <a:prstGeom prst="rect"/>
                   </pic:spPr>
@@ -4071,7 +4059,7 @@
       <w:r>
         <w:drawing>
           <wp:inline xmlns:a="http://schemas.openxmlformats.org/drawingml/2006/main" xmlns:pic="http://schemas.openxmlformats.org/drawingml/2006/picture">
-            <wp:extent cx="5580000" cy="4716123"/>
+            <wp:extent cx="5580000" cy="3538227"/>
             <wp:docPr id="20" name="Picture 20"/>
             <wp:cNvGraphicFramePr>
               <a:graphicFrameLocks noChangeAspect="1"/>
@@ -4085,7 +4073,6 @@
                   </pic:nvPicPr>
                   <pic:blipFill>
                     <a:blip r:embed="rId27"/>
-                    <a:srcRect b="14600"/>
                     <a:stretch>
                       <a:fillRect/>
                     </a:stretch>
@@ -4093,7 +4080,7 @@
                   <pic:spPr>
                     <a:xfrm>
                       <a:off x="0" y="0"/>
-                      <a:ext cx="5580000" cy="4716123"/>
+                      <a:ext cx="5580000" cy="3538227"/>
                     </a:xfrm>
                     <a:prstGeom prst="rect"/>
                   </pic:spPr>
@@ -4218,7 +4205,7 @@
       <w:r>
         <w:drawing>
           <wp:inline xmlns:a="http://schemas.openxmlformats.org/drawingml/2006/main" xmlns:pic="http://schemas.openxmlformats.org/drawingml/2006/picture">
-            <wp:extent cx="5580000" cy="5522408"/>
+            <wp:extent cx="5580000" cy="3639682"/>
             <wp:docPr id="21" name="Picture 21"/>
             <wp:cNvGraphicFramePr>
               <a:graphicFrameLocks noChangeAspect="1"/>
@@ -4239,7 +4226,7 @@
                   <pic:spPr>
                     <a:xfrm>
                       <a:off x="0" y="0"/>
-                      <a:ext cx="5580000" cy="5522408"/>
+                      <a:ext cx="5580000" cy="3639682"/>
                     </a:xfrm>
                     <a:prstGeom prst="rect"/>
                   </pic:spPr>
@@ -4364,7 +4351,7 @@
       <w:r>
         <w:drawing>
           <wp:inline xmlns:a="http://schemas.openxmlformats.org/drawingml/2006/main" xmlns:pic="http://schemas.openxmlformats.org/drawingml/2006/picture">
-            <wp:extent cx="5580000" cy="4408967"/>
+            <wp:extent cx="5580000" cy="3297273"/>
             <wp:docPr id="22" name="Picture 22"/>
             <wp:cNvGraphicFramePr>
               <a:graphicFrameLocks noChangeAspect="1"/>
@@ -4378,7 +4365,6 @@
                   </pic:nvPicPr>
                   <pic:blipFill>
                     <a:blip r:embed="rId29"/>
-                    <a:srcRect b="20162"/>
                     <a:stretch>
                       <a:fillRect/>
                     </a:stretch>
@@ -4386,7 +4372,7 @@
                   <pic:spPr>
                     <a:xfrm>
                       <a:off x="0" y="0"/>
-                      <a:ext cx="5580000" cy="4408967"/>
+                      <a:ext cx="5580000" cy="3297273"/>
                     </a:xfrm>
                     <a:prstGeom prst="rect"/>
                   </pic:spPr>
@@ -4753,7 +4739,7 @@
       <w:r>
         <w:drawing>
           <wp:inline xmlns:a="http://schemas.openxmlformats.org/drawingml/2006/main" xmlns:pic="http://schemas.openxmlformats.org/drawingml/2006/picture">
-            <wp:extent cx="5580000" cy="4792912"/>
+            <wp:extent cx="5580000" cy="4037045"/>
             <wp:docPr id="25" name="Picture 25"/>
             <wp:cNvGraphicFramePr>
               <a:graphicFrameLocks noChangeAspect="1"/>
@@ -4767,7 +4753,6 @@
                   </pic:nvPicPr>
                   <pic:blipFill>
                     <a:blip r:embed="rId32"/>
-                    <a:srcRect b="13210"/>
                     <a:stretch>
                       <a:fillRect/>
                     </a:stretch>
@@ -4775,7 +4760,7 @@
                   <pic:spPr>
                     <a:xfrm>
                       <a:off x="0" y="0"/>
-                      <a:ext cx="5580000" cy="4792912"/>
+                      <a:ext cx="5580000" cy="4037045"/>
                     </a:xfrm>
                     <a:prstGeom prst="rect"/>
                   </pic:spPr>
